--- a/fanfic/ffn_upload/ch12.docx
+++ b/fanfic/ffn_upload/ch12.docx
@@ -524,7 +524,7 @@
         <w:t xml:space="preserve">“</w:t>
       </w:r>
       <w:r>
-        <w:t xml:space="preserve">Good soldiers follow orders,</w:t>
+        <w:t xml:space="preserve">It was the order,</w:t>
       </w:r>
       <w:r>
         <w:t xml:space="preserve">”</w:t>
@@ -622,20 +622,7 @@
         <w:t xml:space="preserve">“</w:t>
       </w:r>
       <w:r>
-        <w:t xml:space="preserve">Tup, Tup, what did you—what did you</w:t>
-      </w:r>
-      <w:r>
-        <w:t xml:space="preserve"> </w:t>
-      </w:r>
-      <w:r>
-        <w:rPr>
-          <w:iCs/>
-          <w:i/>
-        </w:rPr>
-        <w:t xml:space="preserve">do</w:t>
-      </w:r>
-      <w:r>
-        <w:t xml:space="preserve">—</w:t>
+        <w:t xml:space="preserve">Tup, it’s me, it’s Fives, Tup, look at me—</w:t>
       </w:r>
       <w:r>
         <w:t xml:space="preserve">”</w:t>
@@ -655,7 +642,7 @@
         <w:t xml:space="preserve">“</w:t>
       </w:r>
       <w:r>
-        <w:t xml:space="preserve">Good soldiers follow orders. Good soldiers follow orders. Good soldiers—</w:t>
+        <w:t xml:space="preserve">It was the order. It was the order. It was the—</w:t>
       </w:r>
       <w:r>
         <w:t xml:space="preserve">”</w:t>
@@ -990,7 +977,7 @@
         <w:pStyle w:val="BodyText"/>
       </w:pPr>
       <w:r>
-        <w:t xml:space="preserve">He’d felt this before. He’d been standing in the back of a Senate chamber three months ago, helmet under his arm, while the Chancellor said</w:t>
+        <w:t xml:space="preserve">He’d felt this before. He’d been standing in the back of a Senate chamber three months ago, helmet under his arm, while a clerk read out</w:t>
       </w:r>
       <w:r>
         <w:t xml:space="preserve"> </w:t>
@@ -1030,7 +1017,7 @@
         <w:pStyle w:val="BodyText"/>
       </w:pPr>
       <w:r>
-        <w:t xml:space="preserve">He was still in the scorched armor from the docking ring, a long black scar across one shoulder plate where something had come too close. He’d lost weight since Ordaine—since Narkis, maybe; he never said much about either—and in the medbay lights his face was all hollows. He stopped next to Rex at the glass and looked at Tup for a long time without speaking.</w:t>
+        <w:t xml:space="preserve">He was still in the scorched armor from the docking ring, a long black scar across one shoulder plate where something had come too close. He’d lost weight since Ordaine—since Narkis, maybe; he never said much about either—and in the medbay lights his face was all hollows. He stopped next to Rex at the glass and watched Tup without speaking.</w:t>
       </w:r>
     </w:p>
     <w:p>
@@ -1167,21 +1154,21 @@
         <w:t xml:space="preserve">“</w:t>
       </w:r>
       <w:r>
-        <w:t xml:space="preserve">The JAG officer seems to have found one.</w:t>
-      </w:r>
-      <w:r>
-        <w:t xml:space="preserve">”</w:t>
-      </w:r>
-    </w:p>
-    <w:p>
-      <w:pPr>
-        <w:pStyle w:val="BodyText"/>
-      </w:pPr>
-      <w:r>
-        <w:t xml:space="preserve">“</w:t>
-      </w:r>
-      <w:r>
-        <w:t xml:space="preserve">The JAG officer found a word.</w:t>
+        <w:t xml:space="preserve">The Judge Advocate seems to have found one.</w:t>
+      </w:r>
+      <w:r>
+        <w:t xml:space="preserve">”</w:t>
+      </w:r>
+    </w:p>
+    <w:p>
+      <w:pPr>
+        <w:pStyle w:val="BodyText"/>
+      </w:pPr>
+      <w:r>
+        <w:t xml:space="preserve">“</w:t>
+      </w:r>
+      <w:r>
+        <w:t xml:space="preserve">The Judge Advocate found a word.</w:t>
       </w:r>
       <w:r>
         <w:t xml:space="preserve">”</w:t>
@@ -2305,18 +2292,6 @@
           <w:iCs/>
           <w:i/>
         </w:rPr>
-        <w:t xml:space="preserve">Day 1. Fox mentions Force-dampening collar to be fitted in flight. New device. Nobody asked why it was ready so fast.</w:t>
-      </w:r>
-    </w:p>
-    <w:p>
-      <w:pPr>
-        <w:pStyle w:val="BodyText"/>
-      </w:pPr>
-      <w:r>
-        <w:rPr>
-          <w:iCs/>
-          <w:i/>
-        </w:rPr>
         <w:t xml:space="preserve">Same night. CT-5385 (Tup) reports headache, right temple. Declines scan. First occurrence on record.</w:t>
       </w:r>
     </w:p>
@@ -2366,6 +2341,18 @@
           <w:iCs/>
           <w:i/>
         </w:rPr>
+        <w:t xml:space="preserve">Day 1. Fox mentions Force-dampening collar to be fitted in flight. New device. Nobody asked why it was ready so fast.</w:t>
+      </w:r>
+    </w:p>
+    <w:p>
+      <w:pPr>
+        <w:pStyle w:val="BodyText"/>
+      </w:pPr>
+      <w:r>
+        <w:rPr>
+          <w:iCs/>
+          <w:i/>
+        </w:rPr>
         <w:t xml:space="preserve">Six weeks approx. Dalo Pesk, Kesh Arcade stall 41. Lead found by Fives. Pesk dead before General S. arrived. No marks. Stall cleaned. Seven datapads and cam core missing.</w:t>
       </w:r>
     </w:p>
@@ -2386,7 +2373,7 @@
         <w:pStyle w:val="BodyText"/>
       </w:pPr>
       <w:r>
-        <w:t xml:space="preserve">He looked at that last line for a long time. He left it.</w:t>
+        <w:t xml:space="preserve">He read that last line twice. He left it.</w:t>
       </w:r>
     </w:p>
     <w:p>
@@ -2419,7 +2406,7 @@
           <w:iCs/>
           <w:i/>
         </w:rPr>
-        <w:t xml:space="preserve">Good soldiers follow orders</w:t>
+        <w:t xml:space="preserve">It was the order</w:t>
       </w:r>
       <w:r>
         <w:rPr>
